--- a/PPSPS_trame.docx
+++ b/PPSPS_trame.docx
@@ -2609,7 +2609,7 @@
                       <w:sz w:val="20"/>
                       <w:szCs w:val="20"/>
                     </w:rPr>
-                    <w:t xml:space="preserve">J. </w:t>
+                    <w:t xml:space="preserve"/>
                   </w:r>
                   <w:r>
                     <w:rPr>
@@ -2618,7 +2618,7 @@
                       <w:sz w:val="20"/>
                       <w:szCs w:val="20"/>
                     </w:rPr>
-                    <w:t>HERVELIN</w:t>
+                    <w:t/>
                   </w:r>
                 </w:p>
               </w:tc>
@@ -5723,7 +5723,7 @@
           <w:sz w:val="24"/>
           <w:szCs w:val="24"/>
         </w:rPr>
-        <w:t xml:space="preserve">M. </w:t>
+        <w:t xml:space="preserve"/>
       </w:r>
       <w:r>
         <w:rPr>
@@ -5732,7 +5732,7 @@
           <w:sz w:val="24"/>
           <w:szCs w:val="24"/>
         </w:rPr>
-        <w:t>HERVELIN</w:t>
+        <w:t/>
       </w:r>
       <w:r>
         <w:rPr>
@@ -5741,7 +5741,7 @@
           <w:sz w:val="24"/>
           <w:szCs w:val="24"/>
         </w:rPr>
-        <w:t xml:space="preserve"> Justin</w:t>
+        <w:t xml:space="preserve"/>
       </w:r>
     </w:p>
     <w:p>
@@ -5783,7 +5783,6 @@
           <w:sz w:val="24"/>
           <w:szCs w:val="24"/>
         </w:rPr>
-        <w:sym w:font="Wingdings" w:char="F028"/>
       </w:r>
       <w:r>
         <w:rPr>
@@ -5792,7 +5791,7 @@
           <w:sz w:val="24"/>
           <w:szCs w:val="24"/>
         </w:rPr>
-        <w:t xml:space="preserve"> 07</w:t>
+        <w:t xml:space="preserve"/>
       </w:r>
       <w:r>
         <w:rPr>
@@ -5801,7 +5800,7 @@
           <w:sz w:val="24"/>
           <w:szCs w:val="24"/>
         </w:rPr>
-        <w:t xml:space="preserve"> </w:t>
+        <w:t xml:space="preserve"/>
       </w:r>
       <w:r>
         <w:rPr>
@@ -5810,7 +5809,7 @@
           <w:sz w:val="24"/>
           <w:szCs w:val="24"/>
         </w:rPr>
-        <w:t>88</w:t>
+        <w:t/>
       </w:r>
       <w:r>
         <w:rPr>
@@ -5819,7 +5818,7 @@
           <w:sz w:val="24"/>
           <w:szCs w:val="24"/>
         </w:rPr>
-        <w:t xml:space="preserve"> </w:t>
+        <w:t xml:space="preserve"/>
       </w:r>
       <w:r>
         <w:rPr>
@@ -5828,7 +5827,7 @@
           <w:sz w:val="24"/>
           <w:szCs w:val="24"/>
         </w:rPr>
-        <w:t>42</w:t>
+        <w:t/>
       </w:r>
       <w:r>
         <w:rPr>
@@ -5837,7 +5836,7 @@
           <w:sz w:val="24"/>
           <w:szCs w:val="24"/>
         </w:rPr>
-        <w:t xml:space="preserve"> </w:t>
+        <w:t xml:space="preserve"/>
       </w:r>
       <w:r>
         <w:rPr>
@@ -5846,7 +5845,7 @@
           <w:sz w:val="24"/>
           <w:szCs w:val="24"/>
         </w:rPr>
-        <w:t>77</w:t>
+        <w:t/>
       </w:r>
       <w:r>
         <w:rPr>
@@ -5855,7 +5854,7 @@
           <w:sz w:val="24"/>
           <w:szCs w:val="24"/>
         </w:rPr>
-        <w:t xml:space="preserve"> </w:t>
+        <w:t xml:space="preserve"/>
       </w:r>
       <w:r>
         <w:rPr>
@@ -5864,7 +5863,7 @@
           <w:sz w:val="24"/>
           <w:szCs w:val="24"/>
         </w:rPr>
-        <w:t>79</w:t>
+        <w:t/>
       </w:r>
     </w:p>
     <w:p>
@@ -41526,7 +41525,7 @@
                   <w:rPr>
                     <w:rFonts w:ascii="MS Gothic" w:eastAsia="MS Gothic" w:hAnsi="MS Gothic" w:cstheme="minorHAnsi" w:hint="eastAsia"/>
                   </w:rPr>
-                  <w:t>☒</w:t>
+                  <w:t/>
                 </w:r>
               </w:sdtContent>
             </w:sdt>
@@ -41535,34 +41534,34 @@
                 <w:rFonts w:cstheme="minorHAnsi"/>
                 <w:smallCaps/>
               </w:rPr>
-              <w:t xml:space="preserve"> </w:t>
-            </w:r>
-            <w:r>
-              <w:t xml:space="preserve">Xavier MAUCOURANT / </w:t>
+              <w:t xml:space="preserve"/>
+            </w:r>
+            <w:r>
+              <w:t xml:space="preserve"/>
             </w:r>
             <w:r>
               <w:rPr>
                 <w:rFonts w:ascii="Wingdings" w:hAnsi="Wingdings"/>
               </w:rPr>
-              <w:t></w:t>
+              <w:t/>
             </w:r>
             <w:r>
               <w:rPr>
                 <w:rFonts w:asciiTheme="minorHAnsi" w:hAnsiTheme="minorHAnsi" w:cstheme="minorHAnsi"/>
               </w:rPr>
-              <w:t xml:space="preserve"> </w:t>
-            </w:r>
-            <w:r>
-              <w:t>06</w:t>
+              <w:t xml:space="preserve"/>
+            </w:r>
+            <w:r>
+              <w:t/>
             </w:r>
             <w:r>
               <w:rPr>
                 <w:spacing w:val="-1"/>
               </w:rPr>
-              <w:t xml:space="preserve"> </w:t>
-            </w:r>
-            <w:r>
-              <w:t>88 53 52 40</w:t>
+              <w:t xml:space="preserve"/>
+            </w:r>
+            <w:r>
+              <w:t/>
             </w:r>
           </w:p>
           <w:p>
@@ -41598,7 +41597,7 @@
                   <w:rPr>
                     <w:rFonts w:ascii="MS Gothic" w:eastAsia="MS Gothic" w:hAnsi="MS Gothic" w:cstheme="minorHAnsi" w:hint="eastAsia"/>
                   </w:rPr>
-                  <w:t>☒</w:t>
+                  <w:t/>
                 </w:r>
               </w:sdtContent>
             </w:sdt>
@@ -41607,40 +41606,40 @@
                 <w:rFonts w:cstheme="minorHAnsi"/>
                 <w:smallCaps/>
               </w:rPr>
-              <w:t xml:space="preserve"> </w:t>
+              <w:t xml:space="preserve"/>
             </w:r>
             <w:r>
               <w:rPr>
                 <w:spacing w:val="-6"/>
               </w:rPr>
-              <w:t>Justin HERVELIN (HSE)</w:t>
+              <w:t/>
             </w:r>
             <w:r>
               <w:rPr>
                 <w:spacing w:val="-6"/>
               </w:rPr>
-              <w:t> </w:t>
+              <w:t/>
             </w:r>
             <w:r>
               <w:rPr>
                 <w:spacing w:val="-6"/>
               </w:rPr>
-              <w:t xml:space="preserve">/ </w:t>
+              <w:t xml:space="preserve"/>
             </w:r>
             <w:r>
               <w:rPr>
                 <w:rFonts w:ascii="Wingdings" w:hAnsi="Wingdings"/>
               </w:rPr>
-              <w:t></w:t>
+              <w:t/>
             </w:r>
             <w:r>
               <w:rPr>
                 <w:rFonts w:asciiTheme="minorHAnsi" w:hAnsiTheme="minorHAnsi" w:cstheme="minorHAnsi"/>
               </w:rPr>
-              <w:t xml:space="preserve"> </w:t>
-            </w:r>
-            <w:r>
-              <w:t>07 88 42 77 79</w:t>
+              <w:t xml:space="preserve"/>
+            </w:r>
+            <w:r>
+              <w:t/>
             </w:r>
           </w:p>
         </w:tc>
